--- a/Assets/Driven Mad.docx
+++ b/Assets/Driven Mad.docx
@@ -277,8 +277,18 @@
           <w:highlight w:val="black"/>
           <w:lang w:val="en-CA"/>
         </w:rPr>
-        <w:t>, Barry Theirno</w:t>
-      </w:r>
+        <w:t xml:space="preserve">, Barry </w:t>
+      </w:r>
+      <w:proofErr w:type="spellStart"/>
+      <w:r>
+        <w:rPr>
+          <w:color w:val="FFFFFF" w:themeColor="background1"/>
+          <w:highlight w:val="black"/>
+          <w:lang w:val="en-CA"/>
+        </w:rPr>
+        <w:t>Theirno</w:t>
+      </w:r>
+      <w:proofErr w:type="spellEnd"/>
     </w:p>
     <w:sdt>
       <w:sdtPr>
@@ -343,7 +353,7 @@
           <w:r>
             <w:fldChar w:fldCharType="separate"/>
           </w:r>
-          <w:hyperlink w:anchor="_Toc221883786" w:history="1">
+          <w:hyperlink w:anchor="_Toc229122865" w:history="1">
             <w:r>
               <w:rPr>
                 <w:rStyle w:val="Hyperlink"/>
@@ -371,7 +381,7 @@
                 <w:noProof/>
                 <w:webHidden/>
               </w:rPr>
-              <w:instrText xml:space="preserve"> PAGEREF _Toc221883786 \h </w:instrText>
+              <w:instrText xml:space="preserve"> PAGEREF _Toc229122865 \h </w:instrText>
             </w:r>
             <w:r>
               <w:rPr>
@@ -418,7 +428,7 @@
               <w14:ligatures w14:val="standardContextual"/>
             </w:rPr>
           </w:pPr>
-          <w:hyperlink w:anchor="_Toc221883787" w:history="1">
+          <w:hyperlink w:anchor="_Toc229122866" w:history="1">
             <w:r>
               <w:rPr>
                 <w:rStyle w:val="Hyperlink"/>
@@ -446,7 +456,7 @@
                 <w:noProof/>
                 <w:webHidden/>
               </w:rPr>
-              <w:instrText xml:space="preserve"> PAGEREF _Toc221883787 \h </w:instrText>
+              <w:instrText xml:space="preserve"> PAGEREF _Toc229122866 \h </w:instrText>
             </w:r>
             <w:r>
               <w:rPr>
@@ -493,7 +503,7 @@
               <w14:ligatures w14:val="standardContextual"/>
             </w:rPr>
           </w:pPr>
-          <w:hyperlink w:anchor="_Toc221883788" w:history="1">
+          <w:hyperlink w:anchor="_Toc229122867" w:history="1">
             <w:r>
               <w:rPr>
                 <w:rStyle w:val="Hyperlink"/>
@@ -521,7 +531,7 @@
                 <w:noProof/>
                 <w:webHidden/>
               </w:rPr>
-              <w:instrText xml:space="preserve"> PAGEREF _Toc221883788 \h </w:instrText>
+              <w:instrText xml:space="preserve"> PAGEREF _Toc229122867 \h </w:instrText>
             </w:r>
             <w:r>
               <w:rPr>
@@ -568,7 +578,7 @@
               <w14:ligatures w14:val="standardContextual"/>
             </w:rPr>
           </w:pPr>
-          <w:hyperlink w:anchor="_Toc221883789" w:history="1">
+          <w:hyperlink w:anchor="_Toc229122868" w:history="1">
             <w:r>
               <w:rPr>
                 <w:rStyle w:val="Hyperlink"/>
@@ -596,7 +606,7 @@
                 <w:noProof/>
                 <w:webHidden/>
               </w:rPr>
-              <w:instrText xml:space="preserve"> PAGEREF _Toc221883789 \h </w:instrText>
+              <w:instrText xml:space="preserve"> PAGEREF _Toc229122868 \h </w:instrText>
             </w:r>
             <w:r>
               <w:rPr>
@@ -643,7 +653,7 @@
               <w14:ligatures w14:val="standardContextual"/>
             </w:rPr>
           </w:pPr>
-          <w:hyperlink w:anchor="_Toc221883790" w:history="1">
+          <w:hyperlink w:anchor="_Toc229122869" w:history="1">
             <w:r>
               <w:rPr>
                 <w:rStyle w:val="Hyperlink"/>
@@ -671,7 +681,7 @@
                 <w:noProof/>
                 <w:webHidden/>
               </w:rPr>
-              <w:instrText xml:space="preserve"> PAGEREF _Toc221883790 \h </w:instrText>
+              <w:instrText xml:space="preserve"> PAGEREF _Toc229122869 \h </w:instrText>
             </w:r>
             <w:r>
               <w:rPr>
@@ -718,7 +728,7 @@
               <w14:ligatures w14:val="standardContextual"/>
             </w:rPr>
           </w:pPr>
-          <w:hyperlink w:anchor="_Toc221883791" w:history="1">
+          <w:hyperlink w:anchor="_Toc229122870" w:history="1">
             <w:r>
               <w:rPr>
                 <w:rStyle w:val="Hyperlink"/>
@@ -746,7 +756,7 @@
                 <w:noProof/>
                 <w:webHidden/>
               </w:rPr>
-              <w:instrText xml:space="preserve"> PAGEREF _Toc221883791 \h </w:instrText>
+              <w:instrText xml:space="preserve"> PAGEREF _Toc229122870 \h </w:instrText>
             </w:r>
             <w:r>
               <w:rPr>
@@ -793,7 +803,7 @@
               <w14:ligatures w14:val="standardContextual"/>
             </w:rPr>
           </w:pPr>
-          <w:hyperlink w:anchor="_Toc221883792" w:history="1">
+          <w:hyperlink w:anchor="_Toc229122871" w:history="1">
             <w:r>
               <w:rPr>
                 <w:rStyle w:val="Hyperlink"/>
@@ -821,7 +831,7 @@
                 <w:noProof/>
                 <w:webHidden/>
               </w:rPr>
-              <w:instrText xml:space="preserve"> PAGEREF _Toc221883792 \h </w:instrText>
+              <w:instrText xml:space="preserve"> PAGEREF _Toc229122871 \h </w:instrText>
             </w:r>
             <w:r>
               <w:rPr>
@@ -868,7 +878,7 @@
               <w14:ligatures w14:val="standardContextual"/>
             </w:rPr>
           </w:pPr>
-          <w:hyperlink w:anchor="_Toc221883793" w:history="1">
+          <w:hyperlink w:anchor="_Toc229122872" w:history="1">
             <w:r>
               <w:rPr>
                 <w:rStyle w:val="Hyperlink"/>
@@ -896,7 +906,7 @@
                 <w:noProof/>
                 <w:webHidden/>
               </w:rPr>
-              <w:instrText xml:space="preserve"> PAGEREF _Toc221883793 \h </w:instrText>
+              <w:instrText xml:space="preserve"> PAGEREF _Toc229122872 \h </w:instrText>
             </w:r>
             <w:r>
               <w:rPr>
@@ -943,7 +953,7 @@
               <w14:ligatures w14:val="standardContextual"/>
             </w:rPr>
           </w:pPr>
-          <w:hyperlink w:anchor="_Toc221883794" w:history="1">
+          <w:hyperlink w:anchor="_Toc229122873" w:history="1">
             <w:r>
               <w:rPr>
                 <w:rStyle w:val="Hyperlink"/>
@@ -971,7 +981,7 @@
                 <w:noProof/>
                 <w:webHidden/>
               </w:rPr>
-              <w:instrText xml:space="preserve"> PAGEREF _Toc221883794 \h </w:instrText>
+              <w:instrText xml:space="preserve"> PAGEREF _Toc229122873 \h </w:instrText>
             </w:r>
             <w:r>
               <w:rPr>
@@ -1018,7 +1028,7 @@
               <w14:ligatures w14:val="standardContextual"/>
             </w:rPr>
           </w:pPr>
-          <w:hyperlink w:anchor="_Toc221883795" w:history="1">
+          <w:hyperlink w:anchor="_Toc229122874" w:history="1">
             <w:r>
               <w:rPr>
                 <w:rStyle w:val="Hyperlink"/>
@@ -1046,7 +1056,7 @@
                 <w:noProof/>
                 <w:webHidden/>
               </w:rPr>
-              <w:instrText xml:space="preserve"> PAGEREF _Toc221883795 \h </w:instrText>
+              <w:instrText xml:space="preserve"> PAGEREF _Toc229122874 \h </w:instrText>
             </w:r>
             <w:r>
               <w:rPr>
@@ -1093,14 +1103,14 @@
               <w14:ligatures w14:val="standardContextual"/>
             </w:rPr>
           </w:pPr>
-          <w:hyperlink w:anchor="_Toc221883796" w:history="1">
+          <w:hyperlink w:anchor="_Toc229122875" w:history="1">
             <w:r>
               <w:rPr>
                 <w:rStyle w:val="Hyperlink"/>
                 <w:noProof/>
                 <w:lang w:val="en-CA"/>
               </w:rPr>
-              <w:t>Weapons</w:t>
+              <w:t>Zombies</w:t>
             </w:r>
             <w:r>
               <w:rPr>
@@ -1121,7 +1131,7 @@
                 <w:noProof/>
                 <w:webHidden/>
               </w:rPr>
-              <w:instrText xml:space="preserve"> PAGEREF _Toc221883796 \h </w:instrText>
+              <w:instrText xml:space="preserve"> PAGEREF _Toc229122875 \h </w:instrText>
             </w:r>
             <w:r>
               <w:rPr>
@@ -1168,14 +1178,14 @@
               <w14:ligatures w14:val="standardContextual"/>
             </w:rPr>
           </w:pPr>
-          <w:hyperlink w:anchor="_Toc221883797" w:history="1">
+          <w:hyperlink w:anchor="_Toc229122876" w:history="1">
             <w:r>
               <w:rPr>
                 <w:rStyle w:val="Hyperlink"/>
                 <w:noProof/>
                 <w:lang w:val="en-CA"/>
               </w:rPr>
-              <w:t>Zombies</w:t>
+              <w:t>Spawning</w:t>
             </w:r>
             <w:r>
               <w:rPr>
@@ -1196,7 +1206,7 @@
                 <w:noProof/>
                 <w:webHidden/>
               </w:rPr>
-              <w:instrText xml:space="preserve"> PAGEREF _Toc221883797 \h </w:instrText>
+              <w:instrText xml:space="preserve"> PAGEREF _Toc229122876 \h </w:instrText>
             </w:r>
             <w:r>
               <w:rPr>
@@ -1216,7 +1226,7 @@
                 <w:noProof/>
                 <w:webHidden/>
               </w:rPr>
-              <w:t>8</w:t>
+              <w:t>7</w:t>
             </w:r>
             <w:r>
               <w:rPr>
@@ -1243,14 +1253,14 @@
               <w14:ligatures w14:val="standardContextual"/>
             </w:rPr>
           </w:pPr>
-          <w:hyperlink w:anchor="_Toc221883798" w:history="1">
+          <w:hyperlink w:anchor="_Toc229122877" w:history="1">
             <w:r>
               <w:rPr>
                 <w:rStyle w:val="Hyperlink"/>
                 <w:noProof/>
                 <w:lang w:val="en-CA"/>
               </w:rPr>
-              <w:t>Spawning</w:t>
+              <w:t>Death</w:t>
             </w:r>
             <w:r>
               <w:rPr>
@@ -1271,7 +1281,7 @@
                 <w:noProof/>
                 <w:webHidden/>
               </w:rPr>
-              <w:instrText xml:space="preserve"> PAGEREF _Toc221883798 \h </w:instrText>
+              <w:instrText xml:space="preserve"> PAGEREF _Toc229122877 \h </w:instrText>
             </w:r>
             <w:r>
               <w:rPr>
@@ -1291,7 +1301,7 @@
                 <w:noProof/>
                 <w:webHidden/>
               </w:rPr>
-              <w:t>8</w:t>
+              <w:t>7</w:t>
             </w:r>
             <w:r>
               <w:rPr>
@@ -1318,14 +1328,14 @@
               <w14:ligatures w14:val="standardContextual"/>
             </w:rPr>
           </w:pPr>
-          <w:hyperlink w:anchor="_Toc221883799" w:history="1">
+          <w:hyperlink w:anchor="_Toc229122878" w:history="1">
             <w:r>
               <w:rPr>
                 <w:rStyle w:val="Hyperlink"/>
                 <w:noProof/>
                 <w:lang w:val="en-CA"/>
               </w:rPr>
-              <w:t>Season &amp; Time Cycle</w:t>
+              <w:t>High Scores</w:t>
             </w:r>
             <w:r>
               <w:rPr>
@@ -1346,7 +1356,7 @@
                 <w:noProof/>
                 <w:webHidden/>
               </w:rPr>
-              <w:instrText xml:space="preserve"> PAGEREF _Toc221883799 \h </w:instrText>
+              <w:instrText xml:space="preserve"> PAGEREF _Toc229122878 \h </w:instrText>
             </w:r>
             <w:r>
               <w:rPr>
@@ -1366,157 +1376,7 @@
                 <w:noProof/>
                 <w:webHidden/>
               </w:rPr>
-              <w:t>8</w:t>
-            </w:r>
-            <w:r>
-              <w:rPr>
-                <w:noProof/>
-                <w:webHidden/>
-              </w:rPr>
-              <w:fldChar w:fldCharType="end"/>
-            </w:r>
-          </w:hyperlink>
-        </w:p>
-        <w:p>
-          <w:pPr>
-            <w:pStyle w:val="TOC2"/>
-            <w:tabs>
-              <w:tab w:val="right" w:leader="dot" w:pos="9350"/>
-            </w:tabs>
-            <w:rPr>
-              <w:rFonts w:cstheme="minorBidi"/>
-              <w:noProof/>
-              <w:kern w:val="2"/>
-              <w:sz w:val="24"/>
-              <w:szCs w:val="24"/>
-              <w:lang w:val="en-CA" w:eastAsia="en-CA"/>
-              <w14:ligatures w14:val="standardContextual"/>
-            </w:rPr>
-          </w:pPr>
-          <w:hyperlink w:anchor="_Toc221883800" w:history="1">
-            <w:r>
-              <w:rPr>
-                <w:rStyle w:val="Hyperlink"/>
-                <w:noProof/>
-                <w:lang w:val="en-CA"/>
-              </w:rPr>
-              <w:t>Death</w:t>
-            </w:r>
-            <w:r>
-              <w:rPr>
-                <w:noProof/>
-                <w:webHidden/>
-              </w:rPr>
-              <w:tab/>
-            </w:r>
-            <w:r>
-              <w:rPr>
-                <w:noProof/>
-                <w:webHidden/>
-              </w:rPr>
-              <w:fldChar w:fldCharType="begin"/>
-            </w:r>
-            <w:r>
-              <w:rPr>
-                <w:noProof/>
-                <w:webHidden/>
-              </w:rPr>
-              <w:instrText xml:space="preserve"> PAGEREF _Toc221883800 \h </w:instrText>
-            </w:r>
-            <w:r>
-              <w:rPr>
-                <w:noProof/>
-                <w:webHidden/>
-              </w:rPr>
-            </w:r>
-            <w:r>
-              <w:rPr>
-                <w:noProof/>
-                <w:webHidden/>
-              </w:rPr>
-              <w:fldChar w:fldCharType="separate"/>
-            </w:r>
-            <w:r>
-              <w:rPr>
-                <w:noProof/>
-                <w:webHidden/>
-              </w:rPr>
-              <w:t>9</w:t>
-            </w:r>
-            <w:r>
-              <w:rPr>
-                <w:noProof/>
-                <w:webHidden/>
-              </w:rPr>
-              <w:fldChar w:fldCharType="end"/>
-            </w:r>
-          </w:hyperlink>
-        </w:p>
-        <w:p>
-          <w:pPr>
-            <w:pStyle w:val="TOC2"/>
-            <w:tabs>
-              <w:tab w:val="right" w:leader="dot" w:pos="9350"/>
-            </w:tabs>
-            <w:rPr>
-              <w:rFonts w:cstheme="minorBidi"/>
-              <w:noProof/>
-              <w:kern w:val="2"/>
-              <w:sz w:val="24"/>
-              <w:szCs w:val="24"/>
-              <w:lang w:val="en-CA" w:eastAsia="en-CA"/>
-              <w14:ligatures w14:val="standardContextual"/>
-            </w:rPr>
-          </w:pPr>
-          <w:hyperlink w:anchor="_Toc221883801" w:history="1">
-            <w:r>
-              <w:rPr>
-                <w:rStyle w:val="Hyperlink"/>
-                <w:noProof/>
-                <w:lang w:val="en-CA"/>
-              </w:rPr>
-              <w:t>High Scores</w:t>
-            </w:r>
-            <w:r>
-              <w:rPr>
-                <w:noProof/>
-                <w:webHidden/>
-              </w:rPr>
-              <w:tab/>
-            </w:r>
-            <w:r>
-              <w:rPr>
-                <w:noProof/>
-                <w:webHidden/>
-              </w:rPr>
-              <w:fldChar w:fldCharType="begin"/>
-            </w:r>
-            <w:r>
-              <w:rPr>
-                <w:noProof/>
-                <w:webHidden/>
-              </w:rPr>
-              <w:instrText xml:space="preserve"> PAGEREF _Toc221883801 \h </w:instrText>
-            </w:r>
-            <w:r>
-              <w:rPr>
-                <w:noProof/>
-                <w:webHidden/>
-              </w:rPr>
-            </w:r>
-            <w:r>
-              <w:rPr>
-                <w:noProof/>
-                <w:webHidden/>
-              </w:rPr>
-              <w:fldChar w:fldCharType="separate"/>
-            </w:r>
-            <w:r>
-              <w:rPr>
-                <w:noProof/>
-                <w:webHidden/>
-              </w:rPr>
-              <w:t>9</w:t>
+              <w:t>7</w:t>
             </w:r>
             <w:r>
               <w:rPr>
@@ -1686,7 +1546,7 @@
           <w:lang w:val="en-CA"/>
         </w:rPr>
       </w:pPr>
-      <w:bookmarkStart w:id="0" w:name="_Toc221883786"/>
+      <w:bookmarkStart w:id="0" w:name="_Toc229122865"/>
       <w:r>
         <w:rPr>
           <w:color w:val="EE0000"/>
@@ -1846,7 +1706,7 @@
           <w:lang w:val="en-CA"/>
         </w:rPr>
       </w:pPr>
-      <w:bookmarkStart w:id="1" w:name="_Toc221883787"/>
+      <w:bookmarkStart w:id="1" w:name="_Toc229122866"/>
       <w:r>
         <w:rPr>
           <w:color w:val="EE0000"/>
@@ -1867,7 +1727,21 @@
         <w:rPr>
           <w:lang w:val="en-CA"/>
         </w:rPr>
-        <w:t>The car will automatically move faster and faster as the player travel</w:t>
+        <w:t xml:space="preserve">The car will automatically move </w:t>
+      </w:r>
+      <w:proofErr w:type="gramStart"/>
+      <w:r>
+        <w:rPr>
+          <w:lang w:val="en-CA"/>
+        </w:rPr>
+        <w:t>faster and faster</w:t>
+      </w:r>
+      <w:proofErr w:type="gramEnd"/>
+      <w:r>
+        <w:rPr>
+          <w:lang w:val="en-CA"/>
+        </w:rPr>
+        <w:t xml:space="preserve"> as the player travel</w:t>
       </w:r>
       <w:r>
         <w:rPr>
@@ -1931,7 +1805,7 @@
           <w:lang w:val="en-CA"/>
         </w:rPr>
         <w:drawing>
-          <wp:inline distT="0" distB="0" distL="0" distR="0" wp14:anchorId="2727F808" wp14:editId="6907BCEB">
+          <wp:inline distT="0" distB="0" distL="0" distR="0" wp14:anchorId="2727F808" wp14:editId="721EE64C">
             <wp:extent cx="1828800" cy="1828800"/>
             <wp:effectExtent l="0" t="0" r="0" b="0"/>
             <wp:docPr id="388779891" name="Picture 2"/>
@@ -1989,7 +1863,7 @@
           <w:lang w:val="en-CA"/>
         </w:rPr>
       </w:pPr>
-      <w:bookmarkStart w:id="2" w:name="_Toc221883788"/>
+      <w:bookmarkStart w:id="2" w:name="_Toc229122867"/>
       <w:r>
         <w:rPr>
           <w:color w:val="EE0000"/>
@@ -2008,7 +1882,7 @@
           <w:lang w:val="en-CA"/>
         </w:rPr>
       </w:pPr>
-      <w:bookmarkStart w:id="3" w:name="_Toc221883789"/>
+      <w:bookmarkStart w:id="3" w:name="_Toc229122868"/>
       <w:r>
         <w:rPr>
           <w:color w:val="EE0000"/>
@@ -2152,7 +2026,7 @@
           <w:lang w:val="en-CA"/>
         </w:rPr>
       </w:pPr>
-      <w:bookmarkStart w:id="4" w:name="_Toc221883790"/>
+      <w:bookmarkStart w:id="4" w:name="_Toc229122869"/>
       <w:r>
         <w:rPr>
           <w:color w:val="EE0000"/>
@@ -2307,7 +2181,7 @@
           <w:lang w:val="en-CA"/>
         </w:rPr>
       </w:pPr>
-      <w:bookmarkStart w:id="5" w:name="_Toc221883791"/>
+      <w:bookmarkStart w:id="5" w:name="_Toc229122870"/>
       <w:r>
         <w:rPr>
           <w:color w:val="EE0000"/>
@@ -2415,7 +2289,21 @@
         <w:rPr>
           <w:lang w:val="en-CA"/>
         </w:rPr>
-        <w:t xml:space="preserve"> is fairly easy to handle at higher speeds</w:t>
+        <w:t xml:space="preserve"> is </w:t>
+      </w:r>
+      <w:proofErr w:type="gramStart"/>
+      <w:r>
+        <w:rPr>
+          <w:lang w:val="en-CA"/>
+        </w:rPr>
+        <w:t>fairly easy</w:t>
+      </w:r>
+      <w:proofErr w:type="gramEnd"/>
+      <w:r>
+        <w:rPr>
+          <w:lang w:val="en-CA"/>
+        </w:rPr>
+        <w:t xml:space="preserve"> to handle at higher speeds</w:t>
       </w:r>
       <w:r>
         <w:rPr>
@@ -2456,7 +2344,7 @@
           <w:lang w:val="en-CA"/>
         </w:rPr>
       </w:pPr>
-      <w:bookmarkStart w:id="6" w:name="_Toc221883792"/>
+      <w:bookmarkStart w:id="6" w:name="_Toc229122871"/>
       <w:r>
         <w:rPr>
           <w:color w:val="EE0000"/>
@@ -2592,7 +2480,7 @@
           <w:lang w:val="en-CA"/>
         </w:rPr>
       </w:pPr>
-      <w:bookmarkStart w:id="7" w:name="_Toc221883793"/>
+      <w:bookmarkStart w:id="7" w:name="_Toc229122872"/>
       <w:r>
         <w:rPr>
           <w:color w:val="EE0000"/>
@@ -2686,7 +2574,7 @@
           <w:lang w:val="en-CA"/>
         </w:rPr>
       </w:pPr>
-      <w:bookmarkStart w:id="8" w:name="_Toc221883794"/>
+      <w:bookmarkStart w:id="8" w:name="_Toc229122873"/>
       <w:r>
         <w:rPr>
           <w:color w:val="EE0000"/>
@@ -2712,6 +2600,7 @@
       </w:pPr>
       <w:r>
         <w:rPr>
+          <w:noProof/>
           <w:lang w:val="en-CA"/>
         </w:rPr>
         <w:drawing>
@@ -2834,7 +2723,7 @@
           <w:lang w:val="en-CA"/>
         </w:rPr>
       </w:pPr>
-      <w:bookmarkStart w:id="9" w:name="_Toc221883795"/>
+      <w:bookmarkStart w:id="9" w:name="_Toc229122874"/>
       <w:r>
         <w:rPr>
           <w:color w:val="EE0000"/>
@@ -2856,13 +2745,13 @@
           <w:lang w:val="en-CA"/>
         </w:rPr>
         <w:tab/>
-        <w:t>There are numerous positive and negative</w:t>
-      </w:r>
-      <w:r>
-        <w:rPr>
-          <w:lang w:val="en-CA"/>
-        </w:rPr>
-        <w:t xml:space="preserve"> temporary</w:t>
+        <w:t xml:space="preserve">There are numerous </w:t>
+      </w:r>
+      <w:r>
+        <w:rPr>
+          <w:lang w:val="en-CA"/>
+        </w:rPr>
+        <w:t>temporary</w:t>
       </w:r>
       <w:r>
         <w:rPr>
@@ -2886,7 +2775,7 @@
         <w:rPr>
           <w:lang w:val="en-CA"/>
         </w:rPr>
-        <w:t>Instant kill- Allows you to one shot zombies</w:t>
+        <w:t>Speed Up – Increases speed by 100mph for 5 seconds (stacks)</w:t>
       </w:r>
     </w:p>
     <w:p>
@@ -2904,13 +2793,7 @@
         <w:rPr>
           <w:lang w:val="en-CA"/>
         </w:rPr>
-        <w:t>Zombie distraction- Makes zombies run away from you</w:t>
-      </w:r>
-      <w:r>
-        <w:rPr>
-          <w:lang w:val="en-CA"/>
-        </w:rPr>
-        <w:t>r car</w:t>
+        <w:t>Health Up – Adds 20 hp</w:t>
       </w:r>
     </w:p>
     <w:p>
@@ -2928,49 +2811,7 @@
         <w:rPr>
           <w:lang w:val="en-CA"/>
         </w:rPr>
-        <w:t>Zombie</w:t>
-      </w:r>
-      <w:r>
-        <w:rPr>
-          <w:lang w:val="en-CA"/>
-        </w:rPr>
-        <w:t xml:space="preserve"> Speed- Makes zombies faster and more likely to grab your car</w:t>
-      </w:r>
-    </w:p>
-    <w:p>
-      <w:pPr>
-        <w:pStyle w:val="ListParagraph"/>
-        <w:numPr>
-          <w:ilvl w:val="0"/>
-          <w:numId w:val="2"/>
-        </w:numPr>
-        <w:rPr>
-          <w:lang w:val="en-CA"/>
-        </w:rPr>
-      </w:pPr>
-      <w:r>
-        <w:rPr>
-          <w:lang w:val="en-CA"/>
-        </w:rPr>
-        <w:t>NOS- Car speed up in exchange for maneuverability</w:t>
-      </w:r>
-    </w:p>
-    <w:p>
-      <w:pPr>
-        <w:pStyle w:val="ListParagraph"/>
-        <w:numPr>
-          <w:ilvl w:val="0"/>
-          <w:numId w:val="2"/>
-        </w:numPr>
-        <w:rPr>
-          <w:lang w:val="en-CA"/>
-        </w:rPr>
-      </w:pPr>
-      <w:r>
-        <w:rPr>
-          <w:lang w:val="en-CA"/>
-        </w:rPr>
-        <w:t>Train Plow- Can ram into zombies without taking damage</w:t>
+        <w:t>Shield Up – Blocks 30 damage</w:t>
       </w:r>
     </w:p>
     <w:p>
@@ -2981,13 +2822,13 @@
           <w:lang w:val="en-CA"/>
         </w:rPr>
       </w:pPr>
-      <w:bookmarkStart w:id="10" w:name="_Toc221883796"/>
+      <w:bookmarkStart w:id="10" w:name="_Toc229122875"/>
       <w:r>
         <w:rPr>
           <w:color w:val="EE0000"/>
           <w:lang w:val="en-CA"/>
         </w:rPr>
-        <w:t>Weapons</w:t>
+        <w:t>Zombies</w:t>
       </w:r>
       <w:bookmarkEnd w:id="10"/>
     </w:p>
@@ -3000,288 +2841,7 @@
       </w:pPr>
       <w:r>
         <w:rPr>
-          <w:lang w:val="en-CA"/>
-        </w:rPr>
-        <w:drawing>
-          <wp:inline distT="0" distB="0" distL="0" distR="0" wp14:anchorId="3B48DEBF" wp14:editId="40D9459E">
-            <wp:extent cx="3345180" cy="1883451"/>
-            <wp:effectExtent l="0" t="0" r="7620" b="2540"/>
-            <wp:docPr id="1846683052" name="Picture 4"/>
-            <wp:cNvGraphicFramePr>
-              <a:graphicFrameLocks xmlns:a="http://schemas.openxmlformats.org/drawingml/2006/main" noChangeAspect="1"/>
-            </wp:cNvGraphicFramePr>
-            <a:graphic xmlns:a="http://schemas.openxmlformats.org/drawingml/2006/main">
-              <a:graphicData uri="http://schemas.openxmlformats.org/drawingml/2006/picture">
-                <pic:pic xmlns:pic="http://schemas.openxmlformats.org/drawingml/2006/picture">
-                  <pic:nvPicPr>
-                    <pic:cNvPr id="0" name="Picture 13"/>
-                    <pic:cNvPicPr>
-                      <a:picLocks noChangeAspect="1" noChangeArrowheads="1"/>
-                    </pic:cNvPicPr>
-                  </pic:nvPicPr>
-                  <pic:blipFill>
-                    <a:blip r:embed="rId17" cstate="print">
-                      <a:extLst>
-                        <a:ext uri="{28A0092B-C50C-407E-A947-70E740481C1C}">
-                          <a14:useLocalDpi xmlns:a14="http://schemas.microsoft.com/office/drawing/2010/main" val="0"/>
-                        </a:ext>
-                      </a:extLst>
-                    </a:blip>
-                    <a:srcRect/>
-                    <a:stretch>
-                      <a:fillRect/>
-                    </a:stretch>
-                  </pic:blipFill>
-                  <pic:spPr bwMode="auto">
-                    <a:xfrm>
-                      <a:off x="0" y="0"/>
-                      <a:ext cx="3354476" cy="1888685"/>
-                    </a:xfrm>
-                    <a:prstGeom prst="rect">
-                      <a:avLst/>
-                    </a:prstGeom>
-                    <a:noFill/>
-                    <a:ln>
-                      <a:noFill/>
-                    </a:ln>
-                  </pic:spPr>
-                </pic:pic>
-              </a:graphicData>
-            </a:graphic>
-          </wp:inline>
-        </w:drawing>
-      </w:r>
-    </w:p>
-    <w:p>
-      <w:pPr>
-        <w:ind w:firstLine="360"/>
-        <w:rPr>
-          <w:lang w:val="en-CA"/>
-        </w:rPr>
-      </w:pPr>
-      <w:r>
-        <w:rPr>
-          <w:lang w:val="en-CA"/>
-        </w:rPr>
-        <w:t>Weapons have also be</w:t>
-      </w:r>
-      <w:r>
-        <w:rPr>
-          <w:lang w:val="en-CA"/>
-        </w:rPr>
-        <w:t>en</w:t>
-      </w:r>
-      <w:r>
-        <w:rPr>
-          <w:lang w:val="en-CA"/>
-        </w:rPr>
-        <w:t xml:space="preserve"> left on the side of the road and can include</w:t>
-      </w:r>
-      <w:r>
-        <w:rPr>
-          <w:lang w:val="en-CA"/>
-        </w:rPr>
-        <w:t>:</w:t>
-      </w:r>
-    </w:p>
-    <w:p>
-      <w:pPr>
-        <w:pStyle w:val="ListParagraph"/>
-        <w:numPr>
-          <w:ilvl w:val="0"/>
-          <w:numId w:val="3"/>
-        </w:numPr>
-        <w:rPr>
-          <w:lang w:val="en-CA"/>
-        </w:rPr>
-      </w:pPr>
-      <w:r>
-        <w:rPr>
-          <w:lang w:val="en-CA"/>
-        </w:rPr>
-        <w:t xml:space="preserve">Pistol- 30 ammo, </w:t>
-      </w:r>
-      <w:r>
-        <w:rPr>
-          <w:lang w:val="en-CA"/>
-        </w:rPr>
-        <w:t>10 damage</w:t>
-      </w:r>
-      <w:r>
-        <w:rPr>
-          <w:lang w:val="en-CA"/>
-        </w:rPr>
-        <w:t>, medium attack speed</w:t>
-      </w:r>
-    </w:p>
-    <w:p>
-      <w:pPr>
-        <w:pStyle w:val="ListParagraph"/>
-        <w:numPr>
-          <w:ilvl w:val="0"/>
-          <w:numId w:val="3"/>
-        </w:numPr>
-        <w:rPr>
-          <w:lang w:val="en-CA"/>
-        </w:rPr>
-      </w:pPr>
-      <w:r>
-        <w:rPr>
-          <w:lang w:val="en-CA"/>
-        </w:rPr>
-        <w:t>Shotgun- 10 ammo</w:t>
-      </w:r>
-      <w:r>
-        <w:rPr>
-          <w:lang w:val="en-CA"/>
-        </w:rPr>
-        <w:t>, 25 damage</w:t>
-      </w:r>
-      <w:r>
-        <w:rPr>
-          <w:lang w:val="en-CA"/>
-        </w:rPr>
-        <w:t xml:space="preserve">, </w:t>
-      </w:r>
-      <w:r>
-        <w:rPr>
-          <w:lang w:val="en-CA"/>
-        </w:rPr>
-        <w:t>slow attack speed</w:t>
-      </w:r>
-    </w:p>
-    <w:p>
-      <w:pPr>
-        <w:pStyle w:val="ListParagraph"/>
-        <w:numPr>
-          <w:ilvl w:val="0"/>
-          <w:numId w:val="3"/>
-        </w:numPr>
-        <w:rPr>
-          <w:lang w:val="en-CA"/>
-        </w:rPr>
-      </w:pPr>
-      <w:r>
-        <w:rPr>
-          <w:lang w:val="en-CA"/>
-        </w:rPr>
-        <w:t xml:space="preserve">Machine Gun- </w:t>
-      </w:r>
-      <w:r>
-        <w:rPr>
-          <w:lang w:val="en-CA"/>
-        </w:rPr>
-        <w:t>100 ammo, 20 damage</w:t>
-      </w:r>
-      <w:r>
-        <w:rPr>
-          <w:lang w:val="en-CA"/>
-        </w:rPr>
-        <w:t>, fast attack speed</w:t>
-      </w:r>
-    </w:p>
-    <w:p>
-      <w:pPr>
-        <w:pStyle w:val="ListParagraph"/>
-        <w:numPr>
-          <w:ilvl w:val="0"/>
-          <w:numId w:val="3"/>
-        </w:numPr>
-        <w:rPr>
-          <w:lang w:val="en-CA"/>
-        </w:rPr>
-      </w:pPr>
-      <w:r>
-        <w:rPr>
-          <w:lang w:val="en-CA"/>
-        </w:rPr>
-        <w:t xml:space="preserve">Chainsaw </w:t>
-      </w:r>
-      <w:r>
-        <w:rPr>
-          <w:lang w:val="en-CA"/>
-        </w:rPr>
-        <w:t>–</w:t>
-      </w:r>
-      <w:r>
-        <w:rPr>
-          <w:lang w:val="en-CA"/>
-        </w:rPr>
-        <w:t xml:space="preserve"> </w:t>
-      </w:r>
-      <w:r>
-        <w:rPr>
-          <w:lang w:val="en-CA"/>
-        </w:rPr>
-        <w:t>15 seconds, 100 damage</w:t>
-      </w:r>
-      <w:r>
-        <w:rPr>
-          <w:lang w:val="en-CA"/>
-        </w:rPr>
-        <w:t>, slow attack speed</w:t>
-      </w:r>
-    </w:p>
-    <w:p>
-      <w:pPr>
-        <w:ind w:firstLine="360"/>
-        <w:rPr>
-          <w:lang w:val="en-CA"/>
-        </w:rPr>
-      </w:pPr>
-      <w:r>
-        <w:rPr>
-          <w:lang w:val="en-CA"/>
-        </w:rPr>
-        <w:t xml:space="preserve">Weapons will automatically target the </w:t>
-      </w:r>
-      <w:r>
-        <w:rPr>
-          <w:lang w:val="en-CA"/>
-        </w:rPr>
-        <w:t>highest</w:t>
-      </w:r>
-      <w:r>
-        <w:rPr>
-          <w:lang w:val="en-CA"/>
-        </w:rPr>
-        <w:t xml:space="preserve"> health enemy</w:t>
-      </w:r>
-      <w:r>
-        <w:rPr>
-          <w:lang w:val="en-CA"/>
-        </w:rPr>
-        <w:t xml:space="preserve"> if ammo is available. Grabbing multiple of the same weapon will increase your ammunition. You can also kill zombies by driving close to obstacles and knocking them off.</w:t>
-      </w:r>
-    </w:p>
-    <w:p>
-      <w:pPr>
-        <w:pStyle w:val="Heading2"/>
-        <w:rPr>
-          <w:color w:val="EE0000"/>
-          <w:lang w:val="en-CA"/>
-        </w:rPr>
-      </w:pPr>
-      <w:bookmarkStart w:id="11" w:name="_Toc221883797"/>
-      <w:r>
-        <w:rPr>
-          <w:color w:val="EE0000"/>
-          <w:lang w:val="en-CA"/>
-        </w:rPr>
-        <w:lastRenderedPageBreak/>
-        <w:t>Zombies</w:t>
-      </w:r>
-      <w:bookmarkEnd w:id="11"/>
-    </w:p>
-    <w:p>
-      <w:pPr>
-        <w:jc w:val="center"/>
-        <w:rPr>
-          <w:lang w:val="en-CA"/>
-        </w:rPr>
-      </w:pPr>
-      <w:r>
-        <w:rPr>
+          <w:noProof/>
           <w:lang w:val="en-CA"/>
         </w:rPr>
         <w:drawing>
@@ -3300,7 +2860,7 @@
                     <pic:cNvPicPr/>
                   </pic:nvPicPr>
                   <pic:blipFill>
-                    <a:blip r:embed="rId18"/>
+                    <a:blip r:embed="rId17"/>
                     <a:stretch>
                       <a:fillRect/>
                     </a:stretch>
@@ -3392,58 +2952,13 @@
     </w:p>
     <w:p>
       <w:pPr>
-        <w:rPr>
-          <w:lang w:val="en-CA"/>
-        </w:rPr>
-      </w:pPr>
-      <w:r>
-        <w:rPr>
-          <w:b/>
-          <w:bCs/>
-          <w:lang w:val="en-CA"/>
-        </w:rPr>
-        <w:t>Boss Zombies:</w:t>
-      </w:r>
-      <w:r>
-        <w:rPr>
-          <w:lang w:val="en-CA"/>
-        </w:rPr>
-        <w:t xml:space="preserve"> These zombies will spawn every 120 seconds</w:t>
-      </w:r>
-      <w:r>
-        <w:rPr>
-          <w:lang w:val="en-CA"/>
-        </w:rPr>
-        <w:t xml:space="preserve"> +- 60 seconds. </w:t>
-      </w:r>
-      <w:r>
-        <w:rPr>
-          <w:lang w:val="en-CA"/>
-        </w:rPr>
-        <w:t xml:space="preserve">They will jump on top of your car </w:t>
-      </w:r>
-      <w:r>
-        <w:rPr>
-          <w:lang w:val="en-CA"/>
-        </w:rPr>
-        <w:t>and must be killed with weapons</w:t>
-      </w:r>
-      <w:r>
-        <w:rPr>
-          <w:lang w:val="en-CA"/>
-        </w:rPr>
-        <w:t>. They have 200 health points.</w:t>
-      </w:r>
-    </w:p>
-    <w:p>
-      <w:pPr>
         <w:pStyle w:val="Heading2"/>
         <w:rPr>
           <w:color w:val="EE0000"/>
           <w:lang w:val="en-CA"/>
         </w:rPr>
       </w:pPr>
-      <w:bookmarkStart w:id="12" w:name="_Toc221883798"/>
+      <w:bookmarkStart w:id="11" w:name="_Toc229122876"/>
       <w:r>
         <w:rPr>
           <w:color w:val="EE0000"/>
@@ -3451,6 +2966,87 @@
         </w:rPr>
         <w:t>Spawning</w:t>
       </w:r>
+      <w:bookmarkEnd w:id="11"/>
+    </w:p>
+    <w:p>
+      <w:pPr>
+        <w:rPr>
+          <w:lang w:val="en-CA"/>
+        </w:rPr>
+      </w:pPr>
+      <w:r>
+        <w:rPr>
+          <w:lang w:val="en-CA"/>
+        </w:rPr>
+        <w:tab/>
+      </w:r>
+      <w:r>
+        <w:rPr>
+          <w:lang w:val="en-CA"/>
+        </w:rPr>
+        <w:t xml:space="preserve">Zombies will spawn </w:t>
+      </w:r>
+      <w:r>
+        <w:rPr>
+          <w:lang w:val="en-CA"/>
+        </w:rPr>
+        <w:t>every 20 seconds</w:t>
+      </w:r>
+      <w:r>
+        <w:rPr>
+          <w:lang w:val="en-CA"/>
+        </w:rPr>
+        <w:t xml:space="preserve"> left or right of the car</w:t>
+      </w:r>
+      <w:r>
+        <w:rPr>
+          <w:lang w:val="en-CA"/>
+        </w:rPr>
+        <w:t xml:space="preserve"> </w:t>
+      </w:r>
+      <w:proofErr w:type="gramStart"/>
+      <w:r>
+        <w:rPr>
+          <w:lang w:val="en-CA"/>
+        </w:rPr>
+        <w:t>as long as</w:t>
+      </w:r>
+      <w:proofErr w:type="gramEnd"/>
+      <w:r>
+        <w:rPr>
+          <w:lang w:val="en-CA"/>
+        </w:rPr>
+        <w:t xml:space="preserve"> there is still space on the vehicle</w:t>
+      </w:r>
+      <w:r>
+        <w:rPr>
+          <w:lang w:val="en-CA"/>
+        </w:rPr>
+        <w:t xml:space="preserve">. Obstacles and </w:t>
+      </w:r>
+      <w:r>
+        <w:rPr>
+          <w:lang w:val="en-CA"/>
+        </w:rPr>
+        <w:t>terrain details will also spawn randomly during gameplay.</w:t>
+      </w:r>
+    </w:p>
+    <w:p>
+      <w:pPr>
+        <w:pStyle w:val="Heading2"/>
+        <w:rPr>
+          <w:color w:val="EE0000"/>
+          <w:lang w:val="en-CA"/>
+        </w:rPr>
+      </w:pPr>
+      <w:bookmarkStart w:id="12" w:name="_Toc229122877"/>
+      <w:r>
+        <w:rPr>
+          <w:color w:val="EE0000"/>
+          <w:lang w:val="en-CA"/>
+        </w:rPr>
+        <w:t>Death</w:t>
+      </w:r>
       <w:bookmarkEnd w:id="12"/>
     </w:p>
     <w:p>
@@ -3469,19 +3065,62 @@
         <w:rPr>
           <w:lang w:val="en-CA"/>
         </w:rPr>
-        <w:t xml:space="preserve">Zombies will spawn </w:t>
-      </w:r>
-      <w:r>
-        <w:rPr>
-          <w:lang w:val="en-CA"/>
-        </w:rPr>
-        <w:t>every 20 seconds</w:t>
-      </w:r>
-      <w:r>
-        <w:rPr>
-          <w:lang w:val="en-CA"/>
-        </w:rPr>
-        <w:t xml:space="preserve"> left or right of the car</w:t>
+        <w:t>If your car reaches 0 gas/health</w:t>
+      </w:r>
+      <w:r>
+        <w:rPr>
+          <w:lang w:val="en-CA"/>
+        </w:rPr>
+        <w:t xml:space="preserve"> from zombie damage</w:t>
+      </w:r>
+      <w:r>
+        <w:rPr>
+          <w:lang w:val="en-CA"/>
+        </w:rPr>
+        <w:t xml:space="preserve"> the </w:t>
+      </w:r>
+      <w:r>
+        <w:rPr>
+          <w:lang w:val="en-CA"/>
+        </w:rPr>
+        <w:t xml:space="preserve">car stops and zombies kill you. If you run into an obstacle your car crashes and you die. </w:t>
+      </w:r>
+    </w:p>
+    <w:p>
+      <w:pPr>
+        <w:pStyle w:val="Heading2"/>
+        <w:rPr>
+          <w:color w:val="EE0000"/>
+          <w:lang w:val="en-CA"/>
+        </w:rPr>
+      </w:pPr>
+      <w:bookmarkStart w:id="13" w:name="_Toc229122878"/>
+      <w:r>
+        <w:rPr>
+          <w:color w:val="EE0000"/>
+          <w:lang w:val="en-CA"/>
+        </w:rPr>
+        <w:t>High Scores</w:t>
+      </w:r>
+      <w:bookmarkEnd w:id="13"/>
+    </w:p>
+    <w:p>
+      <w:pPr>
+        <w:rPr>
+          <w:lang w:val="en-CA"/>
+        </w:rPr>
+      </w:pPr>
+      <w:r>
+        <w:rPr>
+          <w:lang w:val="en-CA"/>
+        </w:rPr>
+        <w:tab/>
+      </w:r>
+      <w:r>
+        <w:rPr>
+          <w:lang w:val="en-CA"/>
+        </w:rPr>
+        <w:t>Each time you die the distance traveled is recorded, if you</w:t>
       </w:r>
       <w:r>
         <w:rPr>
@@ -3493,354 +3132,6 @@
         <w:rPr>
           <w:lang w:val="en-CA"/>
         </w:rPr>
-        <w:t>as long as there is still space on the vehicle</w:t>
-      </w:r>
-      <w:r>
-        <w:rPr>
-          <w:lang w:val="en-CA"/>
-        </w:rPr>
-        <w:t xml:space="preserve">. Boss zombies will spawn every 120 seconds plus or minus 60 seconds for RNG. Obstacles and </w:t>
-      </w:r>
-      <w:r>
-        <w:rPr>
-          <w:lang w:val="en-CA"/>
-        </w:rPr>
-        <w:t>terrain details will also spawn randomly during gameplay.</w:t>
-      </w:r>
-    </w:p>
-    <w:p>
-      <w:pPr>
-        <w:pStyle w:val="Heading2"/>
-        <w:rPr>
-          <w:color w:val="EE0000"/>
-          <w:lang w:val="en-CA"/>
-        </w:rPr>
-      </w:pPr>
-      <w:bookmarkStart w:id="13" w:name="_Toc221883799"/>
-      <w:r>
-        <w:rPr>
-          <w:color w:val="EE0000"/>
-          <w:lang w:val="en-CA"/>
-        </w:rPr>
-        <w:t>Season &amp; Time Cycle</w:t>
-      </w:r>
-      <w:bookmarkEnd w:id="13"/>
-    </w:p>
-    <w:p>
-      <w:pPr>
-        <w:jc w:val="center"/>
-        <w:rPr>
-          <w:lang w:val="en-CA"/>
-        </w:rPr>
-      </w:pPr>
-      <w:r>
-        <w:rPr>
-          <w:lang w:val="en-CA"/>
-        </w:rPr>
-        <w:drawing>
-          <wp:inline distT="0" distB="0" distL="0" distR="0" wp14:anchorId="21526335" wp14:editId="4107DACB">
-            <wp:extent cx="3688080" cy="1641117"/>
-            <wp:effectExtent l="0" t="0" r="7620" b="0"/>
-            <wp:docPr id="840617244" name="Picture 6"/>
-            <wp:cNvGraphicFramePr>
-              <a:graphicFrameLocks xmlns:a="http://schemas.openxmlformats.org/drawingml/2006/main" noChangeAspect="1"/>
-            </wp:cNvGraphicFramePr>
-            <a:graphic xmlns:a="http://schemas.openxmlformats.org/drawingml/2006/main">
-              <a:graphicData uri="http://schemas.openxmlformats.org/drawingml/2006/picture">
-                <pic:pic xmlns:pic="http://schemas.openxmlformats.org/drawingml/2006/picture">
-                  <pic:nvPicPr>
-                    <pic:cNvPr id="0" name="Picture 20"/>
-                    <pic:cNvPicPr>
-                      <a:picLocks noChangeAspect="1" noChangeArrowheads="1"/>
-                    </pic:cNvPicPr>
-                  </pic:nvPicPr>
-                  <pic:blipFill>
-                    <a:blip r:embed="rId19" cstate="print">
-                      <a:extLst>
-                        <a:ext uri="{28A0092B-C50C-407E-A947-70E740481C1C}">
-                          <a14:useLocalDpi xmlns:a14="http://schemas.microsoft.com/office/drawing/2010/main" val="0"/>
-                        </a:ext>
-                      </a:extLst>
-                    </a:blip>
-                    <a:srcRect/>
-                    <a:stretch>
-                      <a:fillRect/>
-                    </a:stretch>
-                  </pic:blipFill>
-                  <pic:spPr bwMode="auto">
-                    <a:xfrm>
-                      <a:off x="0" y="0"/>
-                      <a:ext cx="3709348" cy="1650581"/>
-                    </a:xfrm>
-                    <a:prstGeom prst="rect">
-                      <a:avLst/>
-                    </a:prstGeom>
-                    <a:noFill/>
-                    <a:ln>
-                      <a:noFill/>
-                    </a:ln>
-                  </pic:spPr>
-                </pic:pic>
-              </a:graphicData>
-            </a:graphic>
-          </wp:inline>
-        </w:drawing>
-      </w:r>
-    </w:p>
-    <w:p>
-      <w:pPr>
-        <w:rPr>
-          <w:lang w:val="en-CA"/>
-        </w:rPr>
-      </w:pPr>
-      <w:r>
-        <w:rPr>
-          <w:lang w:val="en-CA"/>
-        </w:rPr>
-        <w:tab/>
-        <w:t>The time and season cycles will have impacts on the gameplay</w:t>
-      </w:r>
-      <w:r>
-        <w:rPr>
-          <w:lang w:val="en-CA"/>
-        </w:rPr>
-        <w:t>. They have durations of 3 minutes each and are random.</w:t>
-      </w:r>
-      <w:r>
-        <w:rPr>
-          <w:lang w:val="en-CA"/>
-        </w:rPr>
-        <w:t xml:space="preserve"> After each season player returns to daytime for 3 minutes.</w:t>
-      </w:r>
-      <w:r>
-        <w:rPr>
-          <w:lang w:val="en-CA"/>
-        </w:rPr>
-        <w:t xml:space="preserve"> The cycles include:</w:t>
-      </w:r>
-    </w:p>
-    <w:p>
-      <w:pPr>
-        <w:pStyle w:val="ListParagraph"/>
-        <w:numPr>
-          <w:ilvl w:val="0"/>
-          <w:numId w:val="4"/>
-        </w:numPr>
-        <w:rPr>
-          <w:lang w:val="en-CA"/>
-        </w:rPr>
-      </w:pPr>
-      <w:r>
-        <w:rPr>
-          <w:lang w:val="en-CA"/>
-        </w:rPr>
-        <w:t>Daytime</w:t>
-      </w:r>
-      <w:r>
-        <w:rPr>
-          <w:lang w:val="en-CA"/>
-        </w:rPr>
-        <w:t xml:space="preserve">- </w:t>
-      </w:r>
-      <w:r>
-        <w:rPr>
-          <w:lang w:val="en-CA"/>
-        </w:rPr>
-        <w:t>Default</w:t>
-      </w:r>
-      <w:r>
-        <w:rPr>
-          <w:lang w:val="en-CA"/>
-        </w:rPr>
-        <w:t>, no effects</w:t>
-      </w:r>
-    </w:p>
-    <w:p>
-      <w:pPr>
-        <w:pStyle w:val="ListParagraph"/>
-        <w:numPr>
-          <w:ilvl w:val="0"/>
-          <w:numId w:val="4"/>
-        </w:numPr>
-        <w:rPr>
-          <w:lang w:val="en-CA"/>
-        </w:rPr>
-      </w:pPr>
-      <w:r>
-        <w:rPr>
-          <w:lang w:val="en-CA"/>
-        </w:rPr>
-        <w:lastRenderedPageBreak/>
-        <w:t>Nighttime- More zombies spawn more often</w:t>
-      </w:r>
-    </w:p>
-    <w:p>
-      <w:pPr>
-        <w:pStyle w:val="ListParagraph"/>
-        <w:numPr>
-          <w:ilvl w:val="0"/>
-          <w:numId w:val="4"/>
-        </w:numPr>
-        <w:rPr>
-          <w:lang w:val="en-CA"/>
-        </w:rPr>
-      </w:pPr>
-      <w:r>
-        <w:rPr>
-          <w:lang w:val="en-CA"/>
-        </w:rPr>
-        <w:t>Winter- Make</w:t>
-      </w:r>
-      <w:r>
-        <w:rPr>
-          <w:lang w:val="en-CA"/>
-        </w:rPr>
-        <w:t>s</w:t>
-      </w:r>
-      <w:r>
-        <w:rPr>
-          <w:lang w:val="en-CA"/>
-        </w:rPr>
-        <w:t xml:space="preserve"> driving more difficult as road gets slippery</w:t>
-      </w:r>
-    </w:p>
-    <w:p>
-      <w:pPr>
-        <w:pStyle w:val="ListParagraph"/>
-        <w:numPr>
-          <w:ilvl w:val="0"/>
-          <w:numId w:val="4"/>
-        </w:numPr>
-        <w:rPr>
-          <w:lang w:val="en-CA"/>
-        </w:rPr>
-      </w:pPr>
-      <w:r>
-        <w:rPr>
-          <w:lang w:val="en-CA"/>
-        </w:rPr>
-        <w:t>Fall- Fog makes it hard to see</w:t>
-      </w:r>
-    </w:p>
-    <w:p>
-      <w:pPr>
-        <w:pStyle w:val="ListParagraph"/>
-        <w:numPr>
-          <w:ilvl w:val="0"/>
-          <w:numId w:val="4"/>
-        </w:numPr>
-        <w:rPr>
-          <w:lang w:val="en-CA"/>
-        </w:rPr>
-      </w:pPr>
-      <w:r>
-        <w:rPr>
-          <w:lang w:val="en-CA"/>
-        </w:rPr>
-        <w:t>Red Moon- Zombies do more damage</w:t>
-      </w:r>
-    </w:p>
-    <w:p>
-      <w:pPr>
-        <w:pStyle w:val="Heading2"/>
-        <w:rPr>
-          <w:color w:val="EE0000"/>
-          <w:lang w:val="en-CA"/>
-        </w:rPr>
-      </w:pPr>
-      <w:bookmarkStart w:id="14" w:name="_Toc221883800"/>
-      <w:r>
-        <w:rPr>
-          <w:color w:val="EE0000"/>
-          <w:lang w:val="en-CA"/>
-        </w:rPr>
-        <w:t>Death</w:t>
-      </w:r>
-      <w:bookmarkEnd w:id="14"/>
-    </w:p>
-    <w:p>
-      <w:pPr>
-        <w:rPr>
-          <w:lang w:val="en-CA"/>
-        </w:rPr>
-      </w:pPr>
-      <w:r>
-        <w:rPr>
-          <w:lang w:val="en-CA"/>
-        </w:rPr>
-        <w:tab/>
-      </w:r>
-      <w:r>
-        <w:rPr>
-          <w:lang w:val="en-CA"/>
-        </w:rPr>
-        <w:t>If your car reaches 0 gas/health</w:t>
-      </w:r>
-      <w:r>
-        <w:rPr>
-          <w:lang w:val="en-CA"/>
-        </w:rPr>
-        <w:t xml:space="preserve"> from zombie damage</w:t>
-      </w:r>
-      <w:r>
-        <w:rPr>
-          <w:lang w:val="en-CA"/>
-        </w:rPr>
-        <w:t xml:space="preserve"> the </w:t>
-      </w:r>
-      <w:r>
-        <w:rPr>
-          <w:lang w:val="en-CA"/>
-        </w:rPr>
-        <w:t>car stops and zombies kill you. If you run into an obstacle your car crashes and you die. You can also die by having too many zombies on one side causing you to tip over if you take too hard of a turn.</w:t>
-      </w:r>
-    </w:p>
-    <w:p>
-      <w:pPr>
-        <w:pStyle w:val="Heading2"/>
-        <w:rPr>
-          <w:color w:val="EE0000"/>
-          <w:lang w:val="en-CA"/>
-        </w:rPr>
-      </w:pPr>
-      <w:bookmarkStart w:id="15" w:name="_Toc221883801"/>
-      <w:r>
-        <w:rPr>
-          <w:color w:val="EE0000"/>
-          <w:lang w:val="en-CA"/>
-        </w:rPr>
-        <w:t>High Scores</w:t>
-      </w:r>
-      <w:bookmarkEnd w:id="15"/>
-    </w:p>
-    <w:p>
-      <w:pPr>
-        <w:rPr>
-          <w:lang w:val="en-CA"/>
-        </w:rPr>
-      </w:pPr>
-      <w:r>
-        <w:rPr>
-          <w:lang w:val="en-CA"/>
-        </w:rPr>
-        <w:tab/>
-      </w:r>
-      <w:r>
-        <w:rPr>
-          <w:lang w:val="en-CA"/>
-        </w:rPr>
-        <w:t>Each time you die the distance traveled is recorded, if you</w:t>
-      </w:r>
-      <w:r>
-        <w:rPr>
-          <w:lang w:val="en-CA"/>
-        </w:rPr>
-        <w:t xml:space="preserve"> </w:t>
-      </w:r>
-      <w:r>
-        <w:rPr>
-          <w:lang w:val="en-CA"/>
-        </w:rPr>
         <w:t xml:space="preserve">beat the previous longest distance for that level the high score is recorded. </w:t>
       </w:r>
       <w:r>
@@ -3863,179 +3154,9 @@
         </w:rPr>
       </w:pPr>
     </w:p>
-    <w:p>
-      <w:pPr>
-        <w:rPr>
-          <w:lang w:val="en-CA"/>
-        </w:rPr>
-      </w:pPr>
-    </w:p>
-    <w:p>
-      <w:pPr>
-        <w:rPr>
-          <w:lang w:val="en-CA"/>
-        </w:rPr>
-      </w:pPr>
-      <w:r>
-        <w:rPr>
-          <w:lang w:val="en-CA"/>
-        </w:rPr>
-        <w:t xml:space="preserve">Initial </w:t>
-      </w:r>
-      <w:r>
-        <w:rPr>
-          <w:lang w:val="en-CA"/>
-        </w:rPr>
-        <w:t>Assignments:</w:t>
-      </w:r>
-    </w:p>
-    <w:p>
-      <w:pPr>
-        <w:pStyle w:val="ListParagraph"/>
-        <w:numPr>
-          <w:ilvl w:val="0"/>
-          <w:numId w:val="5"/>
-        </w:numPr>
-        <w:rPr>
-          <w:lang w:val="en-CA"/>
-        </w:rPr>
-      </w:pPr>
-      <w:r>
-        <w:rPr>
-          <w:lang w:val="en-CA"/>
-        </w:rPr>
-        <w:t>Spawning of obstacles and objectives</w:t>
-      </w:r>
-      <w:r>
-        <w:rPr>
-          <w:lang w:val="en-CA"/>
-        </w:rPr>
-        <w:t xml:space="preserve"> and zombies</w:t>
-      </w:r>
-      <w:r>
-        <w:rPr>
-          <w:lang w:val="en-CA"/>
-        </w:rPr>
-        <w:t xml:space="preserve"> </w:t>
-      </w:r>
-      <w:r>
-        <w:rPr>
-          <w:lang w:val="en-CA"/>
-        </w:rPr>
-        <w:t>–</w:t>
-      </w:r>
-      <w:r>
-        <w:rPr>
-          <w:lang w:val="en-CA"/>
-        </w:rPr>
-        <w:t xml:space="preserve"> Nathan</w:t>
-      </w:r>
-    </w:p>
-    <w:p>
-      <w:pPr>
-        <w:pStyle w:val="ListParagraph"/>
-        <w:numPr>
-          <w:ilvl w:val="0"/>
-          <w:numId w:val="5"/>
-        </w:numPr>
-        <w:rPr>
-          <w:lang w:val="en-CA"/>
-        </w:rPr>
-      </w:pPr>
-      <w:r>
-        <w:rPr>
-          <w:lang w:val="en-CA"/>
-        </w:rPr>
-        <w:t xml:space="preserve">Road movement </w:t>
-      </w:r>
-      <w:r>
-        <w:rPr>
-          <w:lang w:val="en-CA"/>
-        </w:rPr>
-        <w:t xml:space="preserve">and car </w:t>
-      </w:r>
-      <w:r>
-        <w:rPr>
-          <w:lang w:val="en-CA"/>
-        </w:rPr>
-        <w:t xml:space="preserve">controls and </w:t>
-      </w:r>
-      <w:r>
-        <w:rPr>
-          <w:lang w:val="en-CA"/>
-        </w:rPr>
-        <w:t>handling</w:t>
-      </w:r>
-      <w:r>
-        <w:rPr>
-          <w:lang w:val="en-CA"/>
-        </w:rPr>
-        <w:t>–</w:t>
-      </w:r>
-      <w:r>
-        <w:rPr>
-          <w:lang w:val="en-CA"/>
-        </w:rPr>
-        <w:t xml:space="preserve"> Tyson</w:t>
-      </w:r>
-    </w:p>
-    <w:p>
-      <w:pPr>
-        <w:pStyle w:val="ListParagraph"/>
-        <w:numPr>
-          <w:ilvl w:val="0"/>
-          <w:numId w:val="5"/>
-        </w:numPr>
-        <w:rPr>
-          <w:lang w:val="en-CA"/>
-        </w:rPr>
-      </w:pPr>
-      <w:r>
-        <w:rPr>
-          <w:lang w:val="en-CA"/>
-        </w:rPr>
-        <w:t xml:space="preserve">Zombie damage and car holding </w:t>
-      </w:r>
-      <w:r>
-        <w:rPr>
-          <w:lang w:val="en-CA"/>
-        </w:rPr>
-        <w:t>–</w:t>
-      </w:r>
-      <w:r>
-        <w:rPr>
-          <w:lang w:val="en-CA"/>
-        </w:rPr>
-        <w:t xml:space="preserve"> </w:t>
-      </w:r>
-      <w:r>
-        <w:rPr>
-          <w:lang w:val="en-CA"/>
-        </w:rPr>
-        <w:t>Simon</w:t>
-      </w:r>
-    </w:p>
-    <w:p>
-      <w:pPr>
-        <w:pStyle w:val="ListParagraph"/>
-        <w:numPr>
-          <w:ilvl w:val="0"/>
-          <w:numId w:val="5"/>
-        </w:numPr>
-        <w:rPr>
-          <w:lang w:val="en-CA"/>
-        </w:rPr>
-      </w:pPr>
-      <w:r>
-        <w:rPr>
-          <w:lang w:val="en-CA"/>
-        </w:rPr>
-        <w:t>Death animations and high score and health system - Barry</w:t>
-      </w:r>
-    </w:p>
     <w:sectPr>
-      <w:headerReference w:type="default" r:id="rId20"/>
-      <w:footerReference w:type="default" r:id="rId21"/>
+      <w:headerReference w:type="default" r:id="rId18"/>
+      <w:footerReference w:type="default" r:id="rId19"/>
       <w:pgSz w:w="12240" w:h="15840"/>
       <w:pgMar w:top="1440" w:right="1440" w:bottom="1440" w:left="1440" w:header="720" w:footer="720" w:gutter="0"/>
       <w:cols w:space="720"/>
@@ -5241,6 +4362,7 @@
   <w:style w:type="character" w:default="1" w:styleId="DefaultParagraphFont">
     <w:name w:val="Default Paragraph Font"/>
     <w:uiPriority w:val="1"/>
+    <w:semiHidden/>
     <w:unhideWhenUsed/>
   </w:style>
   <w:style w:type="table" w:default="1" w:styleId="TableNormal">
